--- a/report/빅데이터 20기 프로젝트_보고서_template.docx
+++ b/report/빅데이터 20기 프로젝트_보고서_template.docx
@@ -98,21 +98,7 @@
         <w:rPr>
           <w:rFonts w:hint="eastAsia"/>
         </w:rPr>
-        <w:t xml:space="preserve"> </w:t>
-      </w:r>
-      <w:proofErr w:type="spellStart"/>
-      <w:r>
-        <w:rPr>
-          <w:rFonts w:hint="eastAsia"/>
-        </w:rPr>
-        <w:t>피쳐와</w:t>
-      </w:r>
-      <w:proofErr w:type="spellEnd"/>
-      <w:r>
-        <w:rPr>
-          <w:rFonts w:hint="eastAsia"/>
-        </w:rPr>
-        <w:t xml:space="preserve"> 레이블인 </w:t>
+        <w:t xml:space="preserve"> 피쳐와 레이블인 </w:t>
       </w:r>
       <w:r>
         <w:t>‘</w:t>
@@ -130,29 +116,12 @@
         <w:rPr>
           <w:rFonts w:hint="eastAsia"/>
         </w:rPr>
-        <w:t xml:space="preserve"> </w:t>
-      </w:r>
-      <w:proofErr w:type="spellStart"/>
-      <w:r>
-        <w:rPr>
-          <w:rFonts w:hint="eastAsia"/>
-        </w:rPr>
-        <w:t>피쳐를</w:t>
-      </w:r>
-      <w:proofErr w:type="spellEnd"/>
-      <w:r>
-        <w:rPr>
-          <w:rFonts w:hint="eastAsia"/>
-        </w:rPr>
-        <w:t xml:space="preserve"> 삭제했다.</w:t>
+        <w:t xml:space="preserve"> 피쳐를 삭제했다.</w:t>
       </w:r>
     </w:p>
     <w:p>
       <w:pPr>
         <w:pStyle w:val="3"/>
-        <w:rPr>
-          <w:rFonts w:hint="eastAsia"/>
-        </w:rPr>
       </w:pPr>
       <w:r>
         <w:rPr>
@@ -348,49 +317,17 @@
               </w:rPr>
               <w:t xml:space="preserve">    # </w:t>
             </w:r>
-            <w:proofErr w:type="spellStart"/>
             <w:r>
               <w:rPr>
                 <w:rFonts w:hint="eastAsia"/>
               </w:rPr>
-              <w:t>주속</w:t>
+              <w:t>주</w:t>
             </w:r>
-            <w:proofErr w:type="spellEnd"/>
-          </w:p>
-          <w:p>
             <w:r>
               <w:rPr>
                 <w:rFonts w:hint="eastAsia"/>
               </w:rPr>
-              <w:t xml:space="preserve">    </w:t>
-            </w:r>
-            <w:proofErr w:type="spellStart"/>
-            <w:r>
-              <w:rPr>
-                <w:rFonts w:hint="eastAsia"/>
-              </w:rPr>
-              <w:t>X_features</w:t>
-            </w:r>
-            <w:proofErr w:type="spellEnd"/>
-            <w:r>
-              <w:rPr>
-                <w:rFonts w:hint="eastAsia"/>
-              </w:rPr>
-              <w:t xml:space="preserve">['var3'] = </w:t>
-            </w:r>
-            <w:proofErr w:type="spellStart"/>
-            <w:r>
-              <w:rPr>
-                <w:rFonts w:hint="eastAsia"/>
-              </w:rPr>
-              <w:t>X_features</w:t>
-            </w:r>
-            <w:proofErr w:type="spellEnd"/>
-            <w:r>
-              <w:rPr>
-                <w:rFonts w:hint="eastAsia"/>
-              </w:rPr>
-              <w:t>['var3'].replace(-999999, 2)</w:t>
+              <w:t>석</w:t>
             </w:r>
           </w:p>
           <w:p>
@@ -398,35 +335,15 @@
               <w:rPr>
                 <w:rFonts w:hint="eastAsia"/>
               </w:rPr>
-              <w:t xml:space="preserve">    </w:t>
+              <w:t>    X_features['var3'] = X_features['var3'].replace(-999999, 2)</w:t>
             </w:r>
-            <w:proofErr w:type="spellStart"/>
+          </w:p>
+          <w:p>
             <w:r>
               <w:rPr>
                 <w:rFonts w:hint="eastAsia"/>
               </w:rPr>
-              <w:t>X_test</w:t>
-            </w:r>
-            <w:proofErr w:type="spellEnd"/>
-            <w:r>
-              <w:rPr>
-                <w:rFonts w:hint="eastAsia"/>
-              </w:rPr>
-              <w:t xml:space="preserve">['var3'] = </w:t>
-            </w:r>
-            <w:proofErr w:type="spellStart"/>
-            <w:r>
-              <w:rPr>
-                <w:rFonts w:hint="eastAsia"/>
-              </w:rPr>
-              <w:t>X_test</w:t>
-            </w:r>
-            <w:proofErr w:type="spellEnd"/>
-            <w:r>
-              <w:rPr>
-                <w:rFonts w:hint="eastAsia"/>
-              </w:rPr>
-              <w:t>['var3'].replace(-999999, 2)</w:t>
+              <w:t>    X_test['var3'] = X_test['var3'].replace(-999999, 2)</w:t>
             </w:r>
           </w:p>
           <w:p/>
